--- a/郭子凌部分/开发进度月报.docx
+++ b/郭子凌部分/开发进度月报.docx
@@ -132,7 +132,7 @@
                 <w:b w:val="0"/>
                 <w:sz w:val="20"/>
               </w:rPr>
-              <w:t>由组长统一整理为 Word 版本，原作者与修订情况以正文记录为准</w:t>
+              <w:t>由罗元恒统一整理为 Word 版本，原作者与修订情况以正文记录为准</w:t>
             </w:r>
           </w:p>
         </w:tc>
@@ -488,7 +488,7 @@
                 <w:b w:val="0"/>
                 <w:sz w:val="20"/>
               </w:rPr>
-              <w:t>组长</w:t>
+              <w:t>罗元恒</w:t>
             </w:r>
           </w:p>
         </w:tc>
@@ -552,7 +552,7 @@
                 <w:b w:val="0"/>
                 <w:sz w:val="20"/>
               </w:rPr>
-              <w:t>组长</w:t>
+              <w:t>罗元恒</w:t>
             </w:r>
           </w:p>
         </w:tc>
@@ -606,7 +606,7 @@
           <w:b w:val="0"/>
           <w:sz w:val="22"/>
         </w:rPr>
-        <w:t>本阶段项目已完成主体代码、核心接口、前端演示页、主要工程文档、测试用例和演示检查材料初稿。组长负责整体架构、主线代码、成员内容合并、最终联调和交付归档；各成员按照模块分工补充对应文档和功能说明。</w:t>
+        <w:t>本阶段项目已完成主体代码、核心接口、前端演示页、主要工程文档、测试用例和演示检查材料初稿。罗元恒负责整体架构、主线代码、成员内容合并、最终联调和交付归档；各成员按照模块分工补充对应文档和功能说明。</w:t>
       </w:r>
     </w:p>
     <w:tbl>
@@ -1035,7 +1035,7 @@
                 <w:b w:val="0"/>
                 <w:sz w:val="20"/>
               </w:rPr>
-              <w:t>组长</w:t>
+              <w:t>罗元恒</w:t>
             </w:r>
           </w:p>
         </w:tc>
@@ -1206,7 +1206,7 @@
                 <w:b w:val="0"/>
                 <w:sz w:val="20"/>
               </w:rPr>
-              <w:t>6/15-6/21 完成可行性研究和趋势分析材料，6/23-6/24 由组长复核</w:t>
+              <w:t>6/15-6/21 完成可行性研究和趋势分析材料，6/23-6/24 由罗元恒复核</w:t>
             </w:r>
           </w:p>
         </w:tc>
@@ -1253,7 +1253,7 @@
                 <w:b w:val="0"/>
                 <w:sz w:val="20"/>
               </w:rPr>
-              <w:t>6/18-6/23 完成界面说明、手册和前端材料，6/24 由组长统一修订</w:t>
+              <w:t>6/18-6/23 完成界面说明、手册和前端材料，6/24 由罗元恒统一修订</w:t>
             </w:r>
           </w:p>
         </w:tc>
@@ -1435,7 +1435,7 @@
                 <w:b w:val="0"/>
                 <w:sz w:val="20"/>
               </w:rPr>
-              <w:t>组长</w:t>
+              <w:t>罗元恒</w:t>
             </w:r>
           </w:p>
         </w:tc>
@@ -1497,7 +1497,7 @@
                 <w:b w:val="0"/>
                 <w:sz w:val="20"/>
               </w:rPr>
-              <w:t>组长</w:t>
+              <w:t>罗元恒</w:t>
             </w:r>
           </w:p>
         </w:tc>
@@ -1559,7 +1559,7 @@
                 <w:b w:val="0"/>
                 <w:sz w:val="20"/>
               </w:rPr>
-              <w:t>崔昊晨、兰玉杰、组长</w:t>
+              <w:t>崔昊晨、兰玉杰、罗元恒</w:t>
             </w:r>
           </w:p>
         </w:tc>
@@ -1621,7 +1621,7 @@
                 <w:b w:val="0"/>
                 <w:sz w:val="20"/>
               </w:rPr>
-              <w:t>罗昆昊、组长</w:t>
+              <w:t>罗昆昊、罗元恒</w:t>
             </w:r>
           </w:p>
         </w:tc>
@@ -1683,7 +1683,7 @@
                 <w:b w:val="0"/>
                 <w:sz w:val="20"/>
               </w:rPr>
-              <w:t>兰玉杰、组长</w:t>
+              <w:t>兰玉杰、罗元恒</w:t>
             </w:r>
           </w:p>
         </w:tc>
@@ -1745,7 +1745,7 @@
                 <w:b w:val="0"/>
                 <w:sz w:val="20"/>
               </w:rPr>
-              <w:t>王永成、组长</w:t>
+              <w:t>王永成、罗元恒</w:t>
             </w:r>
           </w:p>
         </w:tc>
@@ -1807,7 +1807,7 @@
                 <w:b w:val="0"/>
                 <w:sz w:val="20"/>
               </w:rPr>
-              <w:t>组长</w:t>
+              <w:t>罗元恒</w:t>
             </w:r>
           </w:p>
         </w:tc>
@@ -1869,7 +1869,7 @@
                 <w:b w:val="0"/>
                 <w:sz w:val="20"/>
               </w:rPr>
-              <w:t>组长、各模块负责人</w:t>
+              <w:t>罗元恒、各模块负责人</w:t>
             </w:r>
           </w:p>
         </w:tc>
@@ -1931,7 +1931,7 @@
                 <w:b w:val="0"/>
                 <w:sz w:val="20"/>
               </w:rPr>
-              <w:t>王永成、组长</w:t>
+              <w:t>王永成、罗元恒</w:t>
             </w:r>
           </w:p>
         </w:tc>
@@ -1993,7 +1993,7 @@
                 <w:b w:val="0"/>
                 <w:sz w:val="20"/>
               </w:rPr>
-              <w:t>郭子凌、组长</w:t>
+              <w:t>郭子凌、罗元恒</w:t>
             </w:r>
           </w:p>
         </w:tc>
@@ -2055,7 +2055,7 @@
                 <w:b w:val="0"/>
                 <w:sz w:val="20"/>
               </w:rPr>
-              <w:t>组长、全员</w:t>
+              <w:t>罗元恒、全员</w:t>
             </w:r>
           </w:p>
         </w:tc>
@@ -2117,7 +2117,7 @@
                 <w:b w:val="0"/>
                 <w:sz w:val="20"/>
               </w:rPr>
-              <w:t>组长</w:t>
+              <w:t>罗元恒</w:t>
             </w:r>
           </w:p>
         </w:tc>
@@ -2209,7 +2209,7 @@
           <w:b w:val="0"/>
           <w:sz w:val="22"/>
         </w:rPr>
-        <w:t>完成分工修订：组长承担约 55% 主线和最终交付工作，其他成员保留明确模块职责。</w:t>
+        <w:t>完成分工修订：罗元恒承担约 55% 主线和最终交付工作，其他成员保留明确模块职责。</w:t>
       </w:r>
     </w:p>
     <w:p>
@@ -2353,7 +2353,7 @@
                 <w:b w:val="0"/>
                 <w:sz w:val="20"/>
               </w:rPr>
-              <w:t>组长</w:t>
+              <w:t>罗元恒</w:t>
             </w:r>
           </w:p>
         </w:tc>
@@ -2415,7 +2415,7 @@
                 <w:b w:val="0"/>
                 <w:sz w:val="20"/>
               </w:rPr>
-              <w:t>组长</w:t>
+              <w:t>罗元恒</w:t>
             </w:r>
           </w:p>
         </w:tc>
@@ -2477,7 +2477,7 @@
                 <w:b w:val="0"/>
                 <w:sz w:val="20"/>
               </w:rPr>
-              <w:t>组长</w:t>
+              <w:t>罗元恒</w:t>
             </w:r>
           </w:p>
         </w:tc>
@@ -2539,7 +2539,7 @@
                 <w:b w:val="0"/>
                 <w:sz w:val="20"/>
               </w:rPr>
-              <w:t>组长</w:t>
+              <w:t>罗元恒</w:t>
             </w:r>
           </w:p>
         </w:tc>
@@ -2579,7 +2579,7 @@
           <w:b w:val="0"/>
           <w:sz w:val="22"/>
         </w:rPr>
-        <w:t>组长完成二进制文档人工复核，确认成员材料内容与分工一致。</w:t>
+        <w:t>罗元恒完成二进制文档人工复核，确认成员材料内容与分工一致。</w:t>
       </w:r>
     </w:p>
     <w:p>
@@ -2592,7 +2592,7 @@
           <w:b w:val="0"/>
           <w:sz w:val="22"/>
         </w:rPr>
-        <w:t>组长启动后端并打开前端页面，截取测试通过图、接口响应图和系统页面图。</w:t>
+        <w:t>罗元恒启动后端并打开前端页面，截取测试通过图、接口响应图和系统页面图。</w:t>
       </w:r>
     </w:p>
     <w:p>
@@ -2605,7 +2605,7 @@
           <w:b w:val="0"/>
           <w:sz w:val="22"/>
         </w:rPr>
-        <w:t>组长根据最终演示截图确认答辩演示检查清单。</w:t>
+        <w:t>罗元恒根据最终演示截图确认答辩演示检查清单。</w:t>
       </w:r>
     </w:p>
     <w:p>
@@ -2618,7 +2618,7 @@
           <w:b w:val="0"/>
           <w:sz w:val="22"/>
         </w:rPr>
-        <w:t>组长检查 Git 状态，确认代码、文档和成员目录全部纳入最终提交。</w:t>
+        <w:t>罗元恒检查 Git 状态，确认代码、文档和成员目录全部纳入最终提交。</w:t>
       </w:r>
     </w:p>
     <w:p>
@@ -2638,7 +2638,7 @@
           <w:b w:val="0"/>
           <w:sz w:val="22"/>
         </w:rPr>
-        <w:t>审查人：组长</w:t>
+        <w:t>审查人：罗元恒</w:t>
       </w:r>
     </w:p>
     <w:sectPr>

--- a/郭子凌部分/开发进度月报.docx
+++ b/郭子凌部分/开发进度月报.docx
@@ -2,6 +2,10 @@
 <file path=word/document.xml><?xml version="1.0" encoding="utf-8"?>
 <w:document xmlns:wpc="http://schemas.microsoft.com/office/word/2010/wordprocessingCanvas" xmlns:mo="http://schemas.microsoft.com/office/mac/office/2008/main" xmlns:mc="http://schemas.openxmlformats.org/markup-compatibility/2006" xmlns:mv="urn:schemas-microsoft-com:mac:vml" xmlns:o="urn:schemas-microsoft-com:office:office" xmlns:r="http://schemas.openxmlformats.org/officeDocument/2006/relationships" xmlns:m="http://schemas.openxmlformats.org/officeDocument/2006/math" xmlns:v="urn:schemas-microsoft-com:vml" xmlns:wp14="http://schemas.microsoft.com/office/word/2010/wordprocessingDrawing" xmlns:wp="http://schemas.openxmlformats.org/drawingml/2006/wordprocessingDrawing" xmlns:w10="urn:schemas-microsoft-com:office:word" xmlns:w="http://schemas.openxmlformats.org/wordprocessingml/2006/main" xmlns:w14="http://schemas.microsoft.com/office/word/2010/wordml" xmlns:wpg="http://schemas.microsoft.com/office/word/2010/wordprocessingGroup" xmlns:wpi="http://schemas.microsoft.com/office/word/2010/wordprocessingInk" xmlns:wne="http://schemas.microsoft.com/office/word/2006/wordml" xmlns:wps="http://schemas.microsoft.com/office/word/2010/wordprocessingShape" mc:Ignorable="w14 wp14">
   <w:body>
+    <w:p/>
+    <w:p/>
+    <w:p/>
+    <w:p/>
     <w:p>
       <w:pPr>
         <w:jc w:val="center"/>
@@ -12,7 +16,20 @@
           <w:b/>
           <w:sz w:val="40"/>
         </w:rPr>
-        <w:t>信息收集整合系统</w:t>
+        <w:t>集思 · 信息收集整合系统</w:t>
+      </w:r>
+    </w:p>
+    <w:p>
+      <w:pPr>
+        <w:jc w:val="center"/>
+      </w:pPr>
+      <w:r>
+        <w:rPr>
+          <w:rFonts w:ascii="Times New Roman" w:hAnsi="Times New Roman" w:eastAsia="Times New Roman"/>
+          <w:b w:val="0"/>
+          <w:sz w:val="26"/>
+        </w:rPr>
+        <w:t>Jisi InfoHub</w:t>
       </w:r>
     </w:p>
     <w:p>
@@ -25,185 +42,9 @@
           <w:b/>
           <w:sz w:val="36"/>
         </w:rPr>
-        <w:t>信息收集整合系统</w:t>
+        <w:t>集思 · 信息收集整合系统</w:t>
       </w:r>
     </w:p>
-    <w:tbl>
-      <w:tblPr>
-        <w:tblStyle w:val="TableGrid"/>
-        <w:tblW w:type="auto" w:w="0"/>
-        <w:tblLook w:firstColumn="1" w:firstRow="1" w:lastColumn="0" w:lastRow="0" w:noHBand="0" w:noVBand="1" w:val="04A0"/>
-      </w:tblPr>
-      <w:tblGrid>
-        <w:gridCol w:w="4680"/>
-        <w:gridCol w:w="4680"/>
-      </w:tblGrid>
-      <w:tr>
-        <w:tc>
-          <w:tcPr>
-            <w:tcW w:type="dxa" w:w="4680"/>
-            <w:shd w:fill="EAF2F8"/>
-          </w:tcPr>
-          <w:p>
-            <w:r>
-              <w:rPr>
-                <w:rFonts w:ascii="宋体" w:hAnsi="宋体" w:eastAsia="宋体"/>
-                <w:b w:val="0"/>
-                <w:sz w:val="20"/>
-              </w:rPr>
-              <w:t>执行标准</w:t>
-            </w:r>
-          </w:p>
-        </w:tc>
-        <w:tc>
-          <w:tcPr>
-            <w:tcW w:type="dxa" w:w="4680"/>
-          </w:tcPr>
-          <w:p>
-            <w:r>
-              <w:rPr>
-                <w:rFonts w:ascii="宋体" w:hAnsi="宋体" w:eastAsia="宋体"/>
-                <w:b w:val="0"/>
-                <w:sz w:val="20"/>
-              </w:rPr>
-              <w:t>参考 GB8567——88 / GB856T——88 文档格式</w:t>
-            </w:r>
-          </w:p>
-        </w:tc>
-      </w:tr>
-      <w:tr>
-        <w:tc>
-          <w:tcPr>
-            <w:tcW w:type="dxa" w:w="4680"/>
-            <w:shd w:fill="EAF2F8"/>
-          </w:tcPr>
-          <w:p>
-            <w:r>
-              <w:rPr>
-                <w:rFonts w:ascii="宋体" w:hAnsi="宋体" w:eastAsia="宋体"/>
-                <w:b w:val="0"/>
-                <w:sz w:val="20"/>
-              </w:rPr>
-              <w:t>文档来源</w:t>
-            </w:r>
-          </w:p>
-        </w:tc>
-        <w:tc>
-          <w:tcPr>
-            <w:tcW w:type="dxa" w:w="4680"/>
-          </w:tcPr>
-          <w:p>
-            <w:r>
-              <w:rPr>
-                <w:rFonts w:ascii="宋体" w:hAnsi="宋体" w:eastAsia="宋体"/>
-                <w:b w:val="0"/>
-                <w:sz w:val="20"/>
-              </w:rPr>
-              <w:t>郭子凌部分/开发进度月报.md</w:t>
-            </w:r>
-          </w:p>
-        </w:tc>
-      </w:tr>
-      <w:tr>
-        <w:tc>
-          <w:tcPr>
-            <w:tcW w:type="dxa" w:w="4680"/>
-            <w:shd w:fill="EAF2F8"/>
-          </w:tcPr>
-          <w:p>
-            <w:r>
-              <w:rPr>
-                <w:rFonts w:ascii="宋体" w:hAnsi="宋体" w:eastAsia="宋体"/>
-                <w:b w:val="0"/>
-                <w:sz w:val="20"/>
-              </w:rPr>
-              <w:t>格式处理</w:t>
-            </w:r>
-          </w:p>
-        </w:tc>
-        <w:tc>
-          <w:tcPr>
-            <w:tcW w:type="dxa" w:w="4680"/>
-          </w:tcPr>
-          <w:p>
-            <w:r>
-              <w:rPr>
-                <w:rFonts w:ascii="宋体" w:hAnsi="宋体" w:eastAsia="宋体"/>
-                <w:b w:val="0"/>
-                <w:sz w:val="20"/>
-              </w:rPr>
-              <w:t>由罗元恒统一整理为 Word 版本，原作者与修订情况以正文记录为准</w:t>
-            </w:r>
-          </w:p>
-        </w:tc>
-      </w:tr>
-      <w:tr>
-        <w:tc>
-          <w:tcPr>
-            <w:tcW w:type="dxa" w:w="4680"/>
-            <w:shd w:fill="EAF2F8"/>
-          </w:tcPr>
-          <w:p>
-            <w:r>
-              <w:rPr>
-                <w:rFonts w:ascii="宋体" w:hAnsi="宋体" w:eastAsia="宋体"/>
-                <w:b w:val="0"/>
-                <w:sz w:val="20"/>
-              </w:rPr>
-              <w:t>整理日期</w:t>
-            </w:r>
-          </w:p>
-        </w:tc>
-        <w:tc>
-          <w:tcPr>
-            <w:tcW w:type="dxa" w:w="4680"/>
-          </w:tcPr>
-          <w:p>
-            <w:r>
-              <w:rPr>
-                <w:rFonts w:ascii="宋体" w:hAnsi="宋体" w:eastAsia="宋体"/>
-                <w:b w:val="0"/>
-                <w:sz w:val="20"/>
-              </w:rPr>
-              <w:t>2026-06-24</w:t>
-            </w:r>
-          </w:p>
-        </w:tc>
-      </w:tr>
-      <w:tr>
-        <w:tc>
-          <w:tcPr>
-            <w:tcW w:type="dxa" w:w="4680"/>
-            <w:shd w:fill="EAF2F8"/>
-          </w:tcPr>
-          <w:p>
-            <w:r>
-              <w:rPr>
-                <w:rFonts w:ascii="宋体" w:hAnsi="宋体" w:eastAsia="宋体"/>
-                <w:b w:val="0"/>
-                <w:sz w:val="20"/>
-              </w:rPr>
-              <w:t>密级</w:t>
-            </w:r>
-          </w:p>
-        </w:tc>
-        <w:tc>
-          <w:tcPr>
-            <w:tcW w:type="dxa" w:w="4680"/>
-          </w:tcPr>
-          <w:p>
-            <w:r>
-              <w:rPr>
-                <w:rFonts w:ascii="宋体" w:hAnsi="宋体" w:eastAsia="宋体"/>
-                <w:b w:val="0"/>
-                <w:sz w:val="20"/>
-              </w:rPr>
-              <w:t>内部</w:t>
-            </w:r>
-          </w:p>
-        </w:tc>
-      </w:tr>
-    </w:tbl>
     <w:p>
       <w:r>
         <w:br w:type="page"/>
@@ -214,7 +55,7 @@
         <w:pStyle w:val="Heading1"/>
       </w:pPr>
       <w:r>
-        <w:t>信息收集整合系统</w:t>
+        <w:t>集思 · 信息收集整合系统</w:t>
       </w:r>
     </w:p>
     <w:p>
@@ -225,372 +66,6 @@
         <w:t>开发进度月报</w:t>
       </w:r>
     </w:p>
-    <w:tbl>
-      <w:tblPr>
-        <w:tblStyle w:val="TableGrid"/>
-        <w:tblW w:type="auto" w:w="0"/>
-        <w:tblLook w:firstColumn="1" w:firstRow="1" w:lastColumn="0" w:lastRow="0" w:noHBand="0" w:noVBand="1" w:val="04A0"/>
-      </w:tblPr>
-      <w:tblGrid>
-        <w:gridCol w:w="4680"/>
-        <w:gridCol w:w="4680"/>
-      </w:tblGrid>
-      <w:tr>
-        <w:tc>
-          <w:tcPr>
-            <w:tcW w:type="dxa" w:w="4680"/>
-            <w:shd w:fill="D9EAF7"/>
-          </w:tcPr>
-          <w:p>
-            <w:r>
-              <w:rPr>
-                <w:rFonts w:ascii="宋体" w:hAnsi="宋体" w:eastAsia="宋体"/>
-                <w:b/>
-                <w:sz w:val="20"/>
-              </w:rPr>
-              <w:t>字段</w:t>
-            </w:r>
-          </w:p>
-        </w:tc>
-        <w:tc>
-          <w:tcPr>
-            <w:tcW w:type="dxa" w:w="4680"/>
-            <w:shd w:fill="D9EAF7"/>
-          </w:tcPr>
-          <w:p>
-            <w:r>
-              <w:rPr>
-                <w:rFonts w:ascii="宋体" w:hAnsi="宋体" w:eastAsia="宋体"/>
-                <w:b/>
-                <w:sz w:val="20"/>
-              </w:rPr>
-              <w:t>内容</w:t>
-            </w:r>
-          </w:p>
-        </w:tc>
-      </w:tr>
-      <w:tr>
-        <w:tc>
-          <w:tcPr>
-            <w:tcW w:type="dxa" w:w="4680"/>
-          </w:tcPr>
-          <w:p>
-            <w:r>
-              <w:rPr>
-                <w:rFonts w:ascii="宋体" w:hAnsi="宋体" w:eastAsia="宋体"/>
-                <w:b w:val="0"/>
-                <w:sz w:val="20"/>
-              </w:rPr>
-              <w:t>文档编号</w:t>
-            </w:r>
-          </w:p>
-        </w:tc>
-        <w:tc>
-          <w:tcPr>
-            <w:tcW w:type="dxa" w:w="4680"/>
-          </w:tcPr>
-          <w:p>
-            <w:r>
-              <w:rPr>
-                <w:rFonts w:ascii="宋体" w:hAnsi="宋体" w:eastAsia="宋体"/>
-                <w:b w:val="0"/>
-                <w:sz w:val="20"/>
-              </w:rPr>
-              <w:t>PROGRESS-001</w:t>
-            </w:r>
-          </w:p>
-        </w:tc>
-      </w:tr>
-      <w:tr>
-        <w:tc>
-          <w:tcPr>
-            <w:tcW w:type="dxa" w:w="4680"/>
-          </w:tcPr>
-          <w:p>
-            <w:r>
-              <w:rPr>
-                <w:rFonts w:ascii="宋体" w:hAnsi="宋体" w:eastAsia="宋体"/>
-                <w:b w:val="0"/>
-                <w:sz w:val="20"/>
-              </w:rPr>
-              <w:t>执行标准</w:t>
-            </w:r>
-          </w:p>
-        </w:tc>
-        <w:tc>
-          <w:tcPr>
-            <w:tcW w:type="dxa" w:w="4680"/>
-          </w:tcPr>
-          <w:p>
-            <w:r>
-              <w:rPr>
-                <w:rFonts w:ascii="宋体" w:hAnsi="宋体" w:eastAsia="宋体"/>
-                <w:b w:val="0"/>
-                <w:sz w:val="20"/>
-              </w:rPr>
-              <w:t>参考 GB8567——88 文档格式</w:t>
-            </w:r>
-          </w:p>
-        </w:tc>
-      </w:tr>
-      <w:tr>
-        <w:tc>
-          <w:tcPr>
-            <w:tcW w:type="dxa" w:w="4680"/>
-          </w:tcPr>
-          <w:p>
-            <w:r>
-              <w:rPr>
-                <w:rFonts w:ascii="宋体" w:hAnsi="宋体" w:eastAsia="宋体"/>
-                <w:b w:val="0"/>
-                <w:sz w:val="20"/>
-              </w:rPr>
-              <w:t>版本</w:t>
-            </w:r>
-          </w:p>
-        </w:tc>
-        <w:tc>
-          <w:tcPr>
-            <w:tcW w:type="dxa" w:w="4680"/>
-          </w:tcPr>
-          <w:p>
-            <w:r>
-              <w:rPr>
-                <w:rFonts w:ascii="宋体" w:hAnsi="宋体" w:eastAsia="宋体"/>
-                <w:b w:val="0"/>
-                <w:sz w:val="20"/>
-              </w:rPr>
-              <w:t>V1.2</w:t>
-            </w:r>
-          </w:p>
-        </w:tc>
-      </w:tr>
-      <w:tr>
-        <w:tc>
-          <w:tcPr>
-            <w:tcW w:type="dxa" w:w="4680"/>
-          </w:tcPr>
-          <w:p>
-            <w:r>
-              <w:rPr>
-                <w:rFonts w:ascii="宋体" w:hAnsi="宋体" w:eastAsia="宋体"/>
-                <w:b w:val="0"/>
-                <w:sz w:val="20"/>
-              </w:rPr>
-              <w:t>密级</w:t>
-            </w:r>
-          </w:p>
-        </w:tc>
-        <w:tc>
-          <w:tcPr>
-            <w:tcW w:type="dxa" w:w="4680"/>
-          </w:tcPr>
-          <w:p>
-            <w:r>
-              <w:rPr>
-                <w:rFonts w:ascii="宋体" w:hAnsi="宋体" w:eastAsia="宋体"/>
-                <w:b w:val="0"/>
-                <w:sz w:val="20"/>
-              </w:rPr>
-              <w:t>内部</w:t>
-            </w:r>
-          </w:p>
-        </w:tc>
-      </w:tr>
-      <w:tr>
-        <w:tc>
-          <w:tcPr>
-            <w:tcW w:type="dxa" w:w="4680"/>
-          </w:tcPr>
-          <w:p>
-            <w:r>
-              <w:rPr>
-                <w:rFonts w:ascii="宋体" w:hAnsi="宋体" w:eastAsia="宋体"/>
-                <w:b w:val="0"/>
-                <w:sz w:val="20"/>
-              </w:rPr>
-              <w:t>编写日期</w:t>
-            </w:r>
-          </w:p>
-        </w:tc>
-        <w:tc>
-          <w:tcPr>
-            <w:tcW w:type="dxa" w:w="4680"/>
-          </w:tcPr>
-          <w:p>
-            <w:r>
-              <w:rPr>
-                <w:rFonts w:ascii="宋体" w:hAnsi="宋体" w:eastAsia="宋体"/>
-                <w:b w:val="0"/>
-                <w:sz w:val="20"/>
-              </w:rPr>
-              <w:t>2026-06-23</w:t>
-            </w:r>
-          </w:p>
-        </w:tc>
-      </w:tr>
-      <w:tr>
-        <w:tc>
-          <w:tcPr>
-            <w:tcW w:type="dxa" w:w="4680"/>
-          </w:tcPr>
-          <w:p>
-            <w:r>
-              <w:rPr>
-                <w:rFonts w:ascii="宋体" w:hAnsi="宋体" w:eastAsia="宋体"/>
-                <w:b w:val="0"/>
-                <w:sz w:val="20"/>
-              </w:rPr>
-              <w:t>编写人</w:t>
-            </w:r>
-          </w:p>
-        </w:tc>
-        <w:tc>
-          <w:tcPr>
-            <w:tcW w:type="dxa" w:w="4680"/>
-          </w:tcPr>
-          <w:p>
-            <w:r>
-              <w:rPr>
-                <w:rFonts w:ascii="宋体" w:hAnsi="宋体" w:eastAsia="宋体"/>
-                <w:b w:val="0"/>
-                <w:sz w:val="20"/>
-              </w:rPr>
-              <w:t>郭子凌</w:t>
-            </w:r>
-          </w:p>
-        </w:tc>
-      </w:tr>
-      <w:tr>
-        <w:tc>
-          <w:tcPr>
-            <w:tcW w:type="dxa" w:w="4680"/>
-          </w:tcPr>
-          <w:p>
-            <w:r>
-              <w:rPr>
-                <w:rFonts w:ascii="宋体" w:hAnsi="宋体" w:eastAsia="宋体"/>
-                <w:b w:val="0"/>
-                <w:sz w:val="20"/>
-              </w:rPr>
-              <w:t>修订人</w:t>
-            </w:r>
-          </w:p>
-        </w:tc>
-        <w:tc>
-          <w:tcPr>
-            <w:tcW w:type="dxa" w:w="4680"/>
-          </w:tcPr>
-          <w:p>
-            <w:r>
-              <w:rPr>
-                <w:rFonts w:ascii="宋体" w:hAnsi="宋体" w:eastAsia="宋体"/>
-                <w:b w:val="0"/>
-                <w:sz w:val="20"/>
-              </w:rPr>
-              <w:t>罗元恒</w:t>
-            </w:r>
-          </w:p>
-        </w:tc>
-      </w:tr>
-      <w:tr>
-        <w:tc>
-          <w:tcPr>
-            <w:tcW w:type="dxa" w:w="4680"/>
-          </w:tcPr>
-          <w:p>
-            <w:r>
-              <w:rPr>
-                <w:rFonts w:ascii="宋体" w:hAnsi="宋体" w:eastAsia="宋体"/>
-                <w:b w:val="0"/>
-                <w:sz w:val="20"/>
-              </w:rPr>
-              <w:t>修订日期</w:t>
-            </w:r>
-          </w:p>
-        </w:tc>
-        <w:tc>
-          <w:tcPr>
-            <w:tcW w:type="dxa" w:w="4680"/>
-          </w:tcPr>
-          <w:p>
-            <w:r>
-              <w:rPr>
-                <w:rFonts w:ascii="宋体" w:hAnsi="宋体" w:eastAsia="宋体"/>
-                <w:b w:val="0"/>
-                <w:sz w:val="20"/>
-              </w:rPr>
-              <w:t>2026-06-24</w:t>
-            </w:r>
-          </w:p>
-        </w:tc>
-      </w:tr>
-      <w:tr>
-        <w:tc>
-          <w:tcPr>
-            <w:tcW w:type="dxa" w:w="4680"/>
-          </w:tcPr>
-          <w:p>
-            <w:r>
-              <w:rPr>
-                <w:rFonts w:ascii="宋体" w:hAnsi="宋体" w:eastAsia="宋体"/>
-                <w:b w:val="0"/>
-                <w:sz w:val="20"/>
-              </w:rPr>
-              <w:t>审查人</w:t>
-            </w:r>
-          </w:p>
-        </w:tc>
-        <w:tc>
-          <w:tcPr>
-            <w:tcW w:type="dxa" w:w="4680"/>
-          </w:tcPr>
-          <w:p>
-            <w:r>
-              <w:rPr>
-                <w:rFonts w:ascii="宋体" w:hAnsi="宋体" w:eastAsia="宋体"/>
-                <w:b w:val="0"/>
-                <w:sz w:val="20"/>
-              </w:rPr>
-              <w:t>罗元恒</w:t>
-            </w:r>
-          </w:p>
-        </w:tc>
-      </w:tr>
-      <w:tr>
-        <w:tc>
-          <w:tcPr>
-            <w:tcW w:type="dxa" w:w="4680"/>
-          </w:tcPr>
-          <w:p>
-            <w:r>
-              <w:rPr>
-                <w:rFonts w:ascii="宋体" w:hAnsi="宋体" w:eastAsia="宋体"/>
-                <w:b w:val="0"/>
-                <w:sz w:val="20"/>
-              </w:rPr>
-              <w:t>报告周期</w:t>
-            </w:r>
-          </w:p>
-        </w:tc>
-        <w:tc>
-          <w:tcPr>
-            <w:tcW w:type="dxa" w:w="4680"/>
-          </w:tcPr>
-          <w:p>
-            <w:r>
-              <w:rPr>
-                <w:rFonts w:ascii="宋体" w:hAnsi="宋体" w:eastAsia="宋体"/>
-                <w:b w:val="0"/>
-                <w:sz w:val="20"/>
-              </w:rPr>
-              <w:t>2026-06-13 至 2026-06-24</w:t>
-            </w:r>
-          </w:p>
-        </w:tc>
-      </w:tr>
-    </w:tbl>
-    <w:p/>
     <w:p>
       <w:pPr>
         <w:pStyle w:val="Heading2"/>
